--- a/GDD.docx
+++ b/GDD.docx
@@ -4,68 +4,38 @@
   <w:body>
     <w:p>
       <w:r>
+        <w:t xml:space="preserve">Temat </w:t>
+      </w:r>
+      <w:r>
         <w:t>MASKA</w:t>
       </w:r>
     </w:p>
     <w:p>
       <w:r>
-        <w:t xml:space="preserve">Gra top down o skradaniu z field of </w:t>
-      </w:r>
-      <w:proofErr w:type="spellStart"/>
-      <w:r>
-        <w:t>view</w:t>
-      </w:r>
-      <w:proofErr w:type="spellEnd"/>
-      <w:r>
-        <w:t xml:space="preserve"> jak z </w:t>
-      </w:r>
-      <w:proofErr w:type="spellStart"/>
-      <w:r>
-        <w:t>darkwood</w:t>
-      </w:r>
-      <w:proofErr w:type="spellEnd"/>
-      <w:r>
-        <w:t xml:space="preserve">, można </w:t>
-      </w:r>
-      <w:proofErr w:type="spellStart"/>
-      <w:r>
-        <w:t>uzywac</w:t>
-      </w:r>
-      <w:proofErr w:type="spellEnd"/>
-      <w:r>
-        <w:t xml:space="preserve"> </w:t>
-      </w:r>
-      <w:proofErr w:type="spellStart"/>
-      <w:r>
-        <w:t>roznych</w:t>
-      </w:r>
-      <w:proofErr w:type="spellEnd"/>
-      <w:r>
-        <w:t xml:space="preserve"> masek, </w:t>
-      </w:r>
-      <w:proofErr w:type="spellStart"/>
-      <w:r>
-        <w:t>bedam</w:t>
-      </w:r>
-      <w:proofErr w:type="spellEnd"/>
-      <w:r>
-        <w:t xml:space="preserve"> </w:t>
-      </w:r>
-      <w:proofErr w:type="spellStart"/>
-      <w:r>
-        <w:t>ialy</w:t>
-      </w:r>
-      <w:proofErr w:type="spellEnd"/>
-      <w:r>
-        <w:t xml:space="preserve"> </w:t>
-      </w:r>
-      <w:proofErr w:type="spellStart"/>
-      <w:r>
-        <w:t>rozne</w:t>
-      </w:r>
-      <w:proofErr w:type="spellEnd"/>
-      <w:r>
-        <w:t xml:space="preserve"> moce,</w:t>
+        <w:t xml:space="preserve">Nazwa </w:t>
+      </w:r>
+      <w:r>
+        <w:rPr>
+          <w:b/>
+          <w:bCs/>
+        </w:rPr>
+        <w:t>The Actor</w:t>
+      </w:r>
+    </w:p>
+    <w:p>
+      <w:r>
+        <w:t xml:space="preserve">Gra top down o skradaniu z field of view jak z darkwood, można uzywac roznych masek, </w:t>
+      </w:r>
+      <w:r>
+        <w:t>będą m</w:t>
+      </w:r>
+      <w:r>
+        <w:t>ialy rozne moce,</w:t>
+      </w:r>
+    </w:p>
+    <w:p>
+      <w:r>
+        <w:t>Można dashowac tak po prostu</w:t>
       </w:r>
     </w:p>
     <w:p>
@@ -77,15 +47,10 @@
         </w:numPr>
       </w:pPr>
       <w:r>
-        <w:t>maska na zatrzymanie/spowolnienie czasu (</w:t>
-      </w:r>
-      <w:proofErr w:type="spellStart"/>
-      <w:r>
-        <w:t>poganska</w:t>
-      </w:r>
-      <w:proofErr w:type="spellEnd"/>
-      <w:r>
-        <w:t>)</w:t>
+        <w:t>maska na zatrzymanie/spowolnienie czasu (poganska)</w:t>
+      </w:r>
+      <w:r>
+        <w:t xml:space="preserve"> (ulepszy się jakos)</w:t>
       </w:r>
     </w:p>
     <w:p>
@@ -97,21 +62,11 @@
         </w:numPr>
       </w:pPr>
       <w:r>
-        <w:t xml:space="preserve">maska na widzenie </w:t>
-      </w:r>
-      <w:proofErr w:type="spellStart"/>
-      <w:r>
-        <w:t>fov</w:t>
-      </w:r>
-      <w:proofErr w:type="spellEnd"/>
-      <w:r>
-        <w:t xml:space="preserve"> </w:t>
-      </w:r>
-      <w:proofErr w:type="spellStart"/>
-      <w:r>
-        <w:t>przeciwnikow</w:t>
-      </w:r>
-      <w:proofErr w:type="spellEnd"/>
+        <w:t>maska na widzenie fov przeciwnikow</w:t>
+      </w:r>
+      <w:r>
+        <w:t xml:space="preserve"> (beholder)</w:t>
+      </w:r>
     </w:p>
     <w:p>
       <w:pPr>
@@ -122,15 +77,7 @@
         </w:numPr>
       </w:pPr>
       <w:r>
-        <w:t xml:space="preserve">maska na niewidzialność/wtopienie się w otoczenie/ </w:t>
-      </w:r>
-      <w:proofErr w:type="spellStart"/>
-      <w:r>
-        <w:t>niemoznosc</w:t>
-      </w:r>
-      <w:proofErr w:type="spellEnd"/>
-      <w:r>
-        <w:t xml:space="preserve"> bycia wykrytym (grecka z teatru)</w:t>
+        <w:t>maska na niewidzialność/wtopienie się w otoczenie/ niemoznosc bycia wykrytym (grecka z teatru)</w:t>
       </w:r>
     </w:p>
     <w:p>
@@ -144,13 +91,8 @@
       <w:r>
         <w:t xml:space="preserve">maska na </w:t>
       </w:r>
-      <w:proofErr w:type="spellStart"/>
-      <w:r>
-        <w:t>dasha</w:t>
-      </w:r>
-      <w:proofErr w:type="spellEnd"/>
-      <w:r>
-        <w:t xml:space="preserve"> (lisia)</w:t>
+      <w:r>
+        <w:t>zwiększenie mobilności (lisia)</w:t>
       </w:r>
     </w:p>
     <w:p>
@@ -162,47 +104,19 @@
         </w:numPr>
       </w:pPr>
       <w:r>
-        <w:t xml:space="preserve">maska na </w:t>
-      </w:r>
-      <w:proofErr w:type="spellStart"/>
-      <w:r>
-        <w:t>zmiane</w:t>
-      </w:r>
-      <w:proofErr w:type="spellEnd"/>
-      <w:r>
-        <w:t xml:space="preserve"> </w:t>
-      </w:r>
-      <w:proofErr w:type="spellStart"/>
-      <w:r>
-        <w:t>plane</w:t>
-      </w:r>
-      <w:proofErr w:type="spellEnd"/>
-      <w:r>
-        <w:t xml:space="preserve"> na np. </w:t>
-      </w:r>
-      <w:proofErr w:type="spellStart"/>
-      <w:r>
-        <w:t>spirit</w:t>
-      </w:r>
-      <w:proofErr w:type="spellEnd"/>
-      <w:r>
-        <w:t xml:space="preserve"> </w:t>
-      </w:r>
-      <w:proofErr w:type="spellStart"/>
-      <w:r>
-        <w:t>planea</w:t>
-      </w:r>
-      <w:proofErr w:type="spellEnd"/>
-      <w:r>
-        <w:t xml:space="preserve"> i </w:t>
-      </w:r>
-      <w:proofErr w:type="spellStart"/>
-      <w:r>
-        <w:t>spowrotem</w:t>
-      </w:r>
-      <w:proofErr w:type="spellEnd"/>
-      <w:r>
-        <w:t xml:space="preserve"> (demoniczna)</w:t>
+        <w:t>maska na zmiane plane na np. spirit planea i spowrotem (demoniczna)</w:t>
+      </w:r>
+    </w:p>
+    <w:p>
+      <w:pPr>
+        <w:pStyle w:val="Akapitzlist"/>
+        <w:numPr>
+          <w:ilvl w:val="0"/>
+          <w:numId w:val="1"/>
+        </w:numPr>
+      </w:pPr>
+      <w:r>
+        <w:t>maska venetty easter egg na wysadzenie poziomu</w:t>
       </w:r>
     </w:p>
     <w:sectPr>

--- a/GDD.docx
+++ b/GDD.docx
@@ -47,10 +47,16 @@
         </w:numPr>
       </w:pPr>
       <w:r>
-        <w:t>maska na zatrzymanie/spowolnienie czasu (poganska)</w:t>
-      </w:r>
-      <w:r>
-        <w:t xml:space="preserve"> (ulepszy się jakos)</w:t>
+        <w:t xml:space="preserve">maska </w:t>
+      </w:r>
+      <w:r>
+        <w:t>na zmiane w wendigp (</w:t>
+      </w:r>
+      <w:r>
+        <w:t>poganska</w:t>
+      </w:r>
+      <w:r>
+        <w:t>) – atakowanie potworow</w:t>
       </w:r>
     </w:p>
     <w:p>
@@ -62,10 +68,22 @@
         </w:numPr>
       </w:pPr>
       <w:r>
-        <w:t>maska na widzenie fov przeciwnikow</w:t>
-      </w:r>
-      <w:r>
-        <w:t xml:space="preserve"> (beholder)</w:t>
+        <w:t>m</w:t>
+      </w:r>
+      <w:r>
+        <w:t>aska wskazu</w:t>
+      </w:r>
+      <w:r>
+        <w:t>j</w:t>
+      </w:r>
+      <w:r>
+        <w:t xml:space="preserve">aca </w:t>
+      </w:r>
+      <w:r>
+        <w:t>na najbliższy kawalek broni, jak się ma wszystkie to na beholdera</w:t>
+      </w:r>
+      <w:r>
+        <w:t xml:space="preserve"> (eye of ctulhu)</w:t>
       </w:r>
     </w:p>
     <w:p>
@@ -77,7 +95,10 @@
         </w:numPr>
       </w:pPr>
       <w:r>
-        <w:t>maska na niewidzialność/wtopienie się w otoczenie/ niemoznosc bycia wykrytym (grecka z teatru)</w:t>
+        <w:t xml:space="preserve">maska na </w:t>
+      </w:r>
+      <w:r>
+        <w:t>zwiększenie mobilności (lisia)</w:t>
       </w:r>
     </w:p>
     <w:p>
@@ -89,10 +110,10 @@
         </w:numPr>
       </w:pPr>
       <w:r>
-        <w:t xml:space="preserve">maska na </w:t>
-      </w:r>
-      <w:r>
-        <w:t>zwiększenie mobilności (lisia)</w:t>
+        <w:t>maska na zmiane plane na np. spirit planea i spowrotem (demoniczna)</w:t>
+      </w:r>
+      <w:r>
+        <w:t xml:space="preserve"> – zatrzymywanie czasu dla przeciwnikow</w:t>
       </w:r>
     </w:p>
     <w:p>
@@ -104,19 +125,24 @@
         </w:numPr>
       </w:pPr>
       <w:r>
-        <w:t>maska na zmiane plane na np. spirit planea i spowrotem (demoniczna)</w:t>
+        <w:t>maska ven</w:t>
+      </w:r>
+      <w:r>
+        <w:t>d</w:t>
+      </w:r>
+      <w:r>
+        <w:t>etty easter egg na wysadzenie poziomu</w:t>
       </w:r>
     </w:p>
     <w:p>
-      <w:pPr>
-        <w:pStyle w:val="Akapitzlist"/>
-        <w:numPr>
-          <w:ilvl w:val="0"/>
-          <w:numId w:val="1"/>
-        </w:numPr>
-      </w:pPr>
-      <w:r>
-        <w:t>maska venetty easter egg na wysadzenie poziomu</w:t>
+      <w:r>
+        <w:t>został otwarty portal do ?????</w:t>
+      </w:r>
+      <w:r>
+        <w:t xml:space="preserve"> z którego wyszedł beholder</w:t>
+      </w:r>
+      <w:r>
+        <w:t>, szuka cie bo jesteś jedyna osoba zdolna pokonać go, reszta z twojego rodu została poswiecona żeby go przywolac. Będzie wysylac pomniejsze eldritch horrory żeby cie sprzatnac, ale masz moce których już nikt inny nie ma. Mas do dyspozycji maski i bron twojego plemienia. Co prawda została zniszczona ale jesteś w stanie ja naprawić po zebraniu wszystkich fragmentow</w:t>
       </w:r>
     </w:p>
     <w:sectPr>

--- a/GDD.docx
+++ b/GDD.docx
@@ -12,14 +12,7 @@
     </w:p>
     <w:p>
       <w:r>
-        <w:t xml:space="preserve">Nazwa </w:t>
-      </w:r>
-      <w:r>
-        <w:rPr>
-          <w:b/>
-          <w:bCs/>
-        </w:rPr>
-        <w:t>The Actor</w:t>
+        <w:t>Nazwa</w:t>
       </w:r>
     </w:p>
     <w:p>
@@ -125,16 +118,40 @@
         </w:numPr>
       </w:pPr>
       <w:r>
-        <w:t>maska ven</w:t>
-      </w:r>
-      <w:r>
-        <w:t>d</w:t>
-      </w:r>
-      <w:r>
-        <w:t>etty easter egg na wysadzenie poziomu</w:t>
+        <w:t>jak starczy czasu</w:t>
       </w:r>
     </w:p>
     <w:p>
+      <w:pPr>
+        <w:pStyle w:val="Akapitzlist"/>
+        <w:numPr>
+          <w:ilvl w:val="1"/>
+          <w:numId w:val="1"/>
+        </w:numPr>
+      </w:pPr>
+      <w:r>
+        <w:t>maska beholdera (po pokonaniu bossa, nic nie musi robic, jako trofeum tylko)</w:t>
+      </w:r>
+    </w:p>
+    <w:p>
+      <w:pPr>
+        <w:pStyle w:val="Akapitzlist"/>
+        <w:numPr>
+          <w:ilvl w:val="1"/>
+          <w:numId w:val="1"/>
+        </w:numPr>
+      </w:pPr>
+      <w:r>
+        <w:t>maska ven</w:t>
+      </w:r>
+      <w:r>
+        <w:t>d</w:t>
+      </w:r>
+      <w:r>
+        <w:t>etty easter egg na wysadzenie poziomu</w:t>
+      </w:r>
+    </w:p>
+    <w:p>
       <w:r>
         <w:t>został otwarty portal do ?????</w:t>
       </w:r>
@@ -142,7 +159,13 @@
         <w:t xml:space="preserve"> z którego wyszedł beholder</w:t>
       </w:r>
       <w:r>
-        <w:t>, szuka cie bo jesteś jedyna osoba zdolna pokonać go, reszta z twojego rodu została poswiecona żeby go przywolac. Będzie wysylac pomniejsze eldritch horrory żeby cie sprzatnac, ale masz moce których już nikt inny nie ma. Mas do dyspozycji maski i bron twojego plemienia. Co prawda została zniszczona ale jesteś w stanie ja naprawić po zebraniu wszystkich fragmentow</w:t>
+        <w:t xml:space="preserve">, szuka cie, reszta z twojego </w:t>
+      </w:r>
+      <w:r>
+        <w:t>plemienia</w:t>
+      </w:r>
+      <w:r>
+        <w:t xml:space="preserve"> została poswiecona żeby go przywolac. Będzie wysylac pomniejsze eldritch horrory żeby cie sprzatnac, ale masz moce których już nikt inny nie ma. Mas do dyspozycji maski i bron twojego plemienia. Co prawda została zniszczona ale jesteś w stanie ja naprawić po zebraniu wszystkich fragmentow</w:t>
       </w:r>
     </w:p>
     <w:sectPr>
@@ -160,7 +183,7 @@
   <w:abstractNum w:abstractNumId="0" w15:restartNumberingAfterBreak="0">
     <w:nsid w:val="6EE921FB"/>
     <w:multiLevelType w:val="hybridMultilevel"/>
-    <w:tmpl w:val="AEBE4C78"/>
+    <w:tmpl w:val="DD302066"/>
     <w:lvl w:ilvl="0" w:tplc="04150001">
       <w:start w:val="1"/>
       <w:numFmt w:val="bullet"/>
@@ -173,7 +196,7 @@
         <w:rFonts w:ascii="Symbol" w:hAnsi="Symbol" w:hint="default"/>
       </w:rPr>
     </w:lvl>
-    <w:lvl w:ilvl="1" w:tplc="04150003" w:tentative="1">
+    <w:lvl w:ilvl="1" w:tplc="04150003">
       <w:start w:val="1"/>
       <w:numFmt w:val="bullet"/>
       <w:lvlText w:val="o"/>
